--- a/📑 Technical Report.docx
+++ b/📑 Technical Report.docx
@@ -22,7 +22,7 @@
           <w:b/>
           <w:bCs/>
         </w:rPr>
-        <w:t xml:space="preserve"> Technical Report: Drone Security Analyst Agent (v1.0)</w:t>
+        <w:t xml:space="preserve"> Technical Report: Drone Security Analyst Agent (v2.0)</w:t>
       </w:r>
     </w:p>
     <w:p>
@@ -43,10 +43,10 @@
           <w:b/>
           <w:bCs/>
         </w:rPr>
-        <w:t>Development Timeline:</w:t>
-      </w:r>
-      <w:r>
-        <w:t xml:space="preserve"> &lt; 24 Hours</w:t>
+        <w:t>Status:</w:t>
+      </w:r>
+      <w:r>
+        <w:t xml:space="preserve"> Production-Ready MVP</w:t>
       </w:r>
     </w:p>
     <w:p>
@@ -55,16 +55,16 @@
           <w:b/>
           <w:bCs/>
         </w:rPr>
-        <w:t>Core Methodology:</w:t>
-      </w:r>
-      <w:r>
-        <w:t xml:space="preserve"> AI-Augmented Systems Engineering</w:t>
+        <w:t>Architecture:</w:t>
+      </w:r>
+      <w:r>
+        <w:t xml:space="preserve"> Distributed Edge-Intelligence Model</w:t>
       </w:r>
     </w:p>
     <w:p>
       <w:r>
-        <w:pict w14:anchorId="2DABAF6D">
-          <v:rect id="_x0000_i1037" style="width:0;height:1.5pt" o:hralign="center" o:hrstd="t" o:hr="t" fillcolor="#a0a0a0" stroked="f"/>
+        <w:pict w14:anchorId="3806461B">
+          <v:rect id="_x0000_i1034" style="width:0;height:1.5pt" o:hralign="center" o:hrstd="t" o:hr="t" fillcolor="#a0a0a0" stroked="f"/>
         </w:pict>
       </w:r>
     </w:p>
@@ -80,49 +80,32 @@
           <w:b/>
           <w:bCs/>
         </w:rPr>
-        <w:t>1. Project Vision: The "Living Machine"</w:t>
+        <w:t>1. Project Vision: The "Resilient Sentinel"</w:t>
       </w:r>
     </w:p>
     <w:p>
       <w:r>
-        <w:t xml:space="preserve">The objective of this assignment was to move beyond passive video logging into </w:t>
-      </w:r>
-      <w:r>
-        <w:rPr>
-          <w:b/>
-          <w:bCs/>
-        </w:rPr>
-        <w:t xml:space="preserve">Active </w:t>
-      </w:r>
-      <w:r>
-        <w:rPr>
-          <w:b/>
-          <w:bCs/>
-        </w:rPr>
-        <w:t>Behavioural</w:t>
-      </w:r>
-      <w:r>
-        <w:rPr>
-          <w:b/>
-          <w:bCs/>
-        </w:rPr>
-        <w:t xml:space="preserve"> Intelligence</w:t>
-      </w:r>
-      <w:r>
-        <w:t xml:space="preserve">. Most drone security systems are "stateless"—they see an object, log it, and forget it. My solution, the "Living Machine," implements a </w:t>
-      </w:r>
-      <w:r>
-        <w:rPr>
-          <w:b/>
-          <w:bCs/>
-        </w:rPr>
-        <w:t>Stateful Perception Pipeline</w:t>
-      </w:r>
-      <w:r>
-        <w:t xml:space="preserve"> that allows the drone to understand context over time, recognize recurring threats, and identify suspicious trajectories.</w:t>
-      </w:r>
-      <w:r>
-        <w:t xml:space="preserve"> </w:t>
+        <w:t xml:space="preserve">Version 2.0 evolves the "Living Machine" into the </w:t>
+      </w:r>
+      <w:r>
+        <w:rPr>
+          <w:b/>
+          <w:bCs/>
+        </w:rPr>
+        <w:t>Resilient Sentinel</w:t>
+      </w:r>
+      <w:r>
+        <w:t xml:space="preserve">. The focus shifted from pure perception to </w:t>
+      </w:r>
+      <w:r>
+        <w:rPr>
+          <w:b/>
+          <w:bCs/>
+        </w:rPr>
+        <w:t>System Reliability</w:t>
+      </w:r>
+      <w:r>
+        <w:t>. In real-world robotics, a single missing file or a database collision can crash a mission. This update implements "Hardware-Aware" coding, ensuring the drone's brain remains operational even during visual or data-stream interruptions.</w:t>
       </w:r>
     </w:p>
     <w:p>
@@ -137,19 +120,19 @@
           <w:b/>
           <w:bCs/>
         </w:rPr>
-        <w:t>2. Advanced System Architecture</w:t>
+        <w:t>2. Refined System Architecture (Edge vs. Ground)</w:t>
       </w:r>
     </w:p>
     <w:p>
       <w:r>
-        <w:t>I developed a modular, service-oriented architecture designed for low-latency inference and high-integrity data persistence.</w:t>
+        <w:t>I refactored the modular service-oriented architecture to reflect a real-world drone deployment split:</w:t>
       </w:r>
     </w:p>
     <w:p>
       <w:pPr>
         <w:numPr>
           <w:ilvl w:val="0"/>
-          <w:numId w:val="1"/>
+          <w:numId w:val="7"/>
         </w:numPr>
       </w:pPr>
       <w:r>
@@ -157,37 +140,14 @@
           <w:b/>
           <w:bCs/>
         </w:rPr>
-        <w:t>Perception (VLM Layer):</w:t>
-      </w:r>
-      <w:r>
-        <w:t xml:space="preserve"> Utilizes </w:t>
-      </w:r>
-      <w:r>
-        <w:rPr>
-          <w:b/>
-          <w:bCs/>
-        </w:rPr>
-        <w:t>Salesforce/BLIP-image-captioning-base</w:t>
-      </w:r>
-      <w:r>
-        <w:t xml:space="preserve">. I chose a VLM over traditional object detectors (like YOLO) because security auditing requires </w:t>
-      </w:r>
-      <w:r>
-        <w:rPr>
-          <w:b/>
-          <w:bCs/>
-        </w:rPr>
-        <w:t>narrative context</w:t>
-      </w:r>
-      <w:r>
-        <w:t>. BLIP allows the system to differentiate between a person "walking" vs. "loitering" or "standing at a fence," providing the semantic depth needed for high-level reasoning.</w:t>
+        <w:t>The Air-Side (Edge Intelligence):</w:t>
       </w:r>
     </w:p>
     <w:p>
       <w:pPr>
         <w:numPr>
-          <w:ilvl w:val="0"/>
-          <w:numId w:val="1"/>
+          <w:ilvl w:val="1"/>
+          <w:numId w:val="7"/>
         </w:numPr>
       </w:pPr>
       <w:r>
@@ -195,33 +155,17 @@
           <w:b/>
           <w:bCs/>
         </w:rPr>
-        <w:t>Reasoning (Heuristic Layer):</w:t>
-      </w:r>
-      <w:r>
-        <w:t xml:space="preserve"> A custom Python-based </w:t>
-      </w:r>
-      <w:r>
-        <w:t>analyser</w:t>
-      </w:r>
-      <w:r>
-        <w:t xml:space="preserve"> performs entity extraction on the VLM's natural language output. It uses a </w:t>
-      </w:r>
-      <w:r>
-        <w:rPr>
-          <w:b/>
-          <w:bCs/>
-        </w:rPr>
-        <w:t>Priority-Tiered Threat Model</w:t>
-      </w:r>
-      <w:r>
-        <w:t xml:space="preserve"> to categorize events (e.g., "Intrusion Risk" is prioritized over "General Motion").</w:t>
+        <w:t>Perception (VLM):</w:t>
+      </w:r>
+      <w:r>
+        <w:t xml:space="preserve"> Powered by Salesforce/blip-image-captioning-base.</w:t>
       </w:r>
     </w:p>
     <w:p>
       <w:pPr>
         <w:numPr>
-          <w:ilvl w:val="0"/>
-          <w:numId w:val="1"/>
+          <w:ilvl w:val="1"/>
+          <w:numId w:val="7"/>
         </w:numPr>
       </w:pPr>
       <w:r>
@@ -229,27 +173,35 @@
           <w:b/>
           <w:bCs/>
         </w:rPr>
-        <w:t>Memory (Persistence Layer):</w:t>
-      </w:r>
-      <w:r>
-        <w:t xml:space="preserve"> * </w:t>
-      </w:r>
-      <w:r>
-        <w:rPr>
-          <w:b/>
-          <w:bCs/>
-        </w:rPr>
-        <w:t>Short-Term:</w:t>
-      </w:r>
-      <w:r>
-        <w:t xml:space="preserve"> An in-memory cache for real-time frequency checks during a single flight.</w:t>
+        <w:t>Safety Layer (New):</w:t>
+      </w:r>
+      <w:r>
+        <w:t xml:space="preserve"> Implemented a </w:t>
+      </w:r>
+      <w:r>
+        <w:rPr>
+          <w:b/>
+          <w:bCs/>
+        </w:rPr>
+        <w:t>Pre-Inference Guard</w:t>
+      </w:r>
+      <w:r>
+        <w:t>. The system now verifies file existence (</w:t>
+      </w:r>
+      <w:proofErr w:type="spellStart"/>
+      <w:r>
+        <w:t>os.path.exists</w:t>
+      </w:r>
+      <w:proofErr w:type="spellEnd"/>
+      <w:r>
+        <w:t>) and uses try-except blocks to catch corrupted frames, preventing runtime crashes.</w:t>
       </w:r>
     </w:p>
     <w:p>
       <w:pPr>
         <w:numPr>
           <w:ilvl w:val="1"/>
-          <w:numId w:val="1"/>
+          <w:numId w:val="7"/>
         </w:numPr>
       </w:pPr>
       <w:r>
@@ -257,58 +209,40 @@
           <w:b/>
           <w:bCs/>
         </w:rPr>
-        <w:t>Long-Term:</w:t>
-      </w:r>
-      <w:r>
-        <w:t xml:space="preserve"> An </w:t>
-      </w:r>
-      <w:r>
-        <w:rPr>
-          <w:b/>
-          <w:bCs/>
-        </w:rPr>
-        <w:t>SQLite Relational Database</w:t>
-      </w:r>
-      <w:r>
-        <w:t xml:space="preserve"> that indexes every frame with telemetry. This </w:t>
-      </w:r>
-      <w:r>
-        <w:t>fulfils</w:t>
-      </w:r>
-      <w:r>
-        <w:t xml:space="preserve"> the "Cross-Domain" requirement, allowing for complex historical queries (e.g., </w:t>
-      </w:r>
-      <w:r>
-        <w:rPr>
-          <w:i/>
-          <w:iCs/>
-        </w:rPr>
-        <w:t>"How many white trucks have appeared this week?"</w:t>
-      </w:r>
-      <w:r>
-        <w:t>).</w:t>
+        <w:t>Reasoning (Analyzer):</w:t>
+      </w:r>
+      <w:r>
+        <w:t xml:space="preserve"> Converts VLM narratives into structured security packets (Object, </w:t>
+      </w:r>
+      <w:proofErr w:type="spellStart"/>
+      <w:r>
+        <w:t>Color</w:t>
+      </w:r>
+      <w:proofErr w:type="spellEnd"/>
+      <w:r>
+        <w:t>, Severity).</w:t>
       </w:r>
     </w:p>
     <w:p>
       <w:pPr>
-        <w:rPr>
-          <w:b/>
-          <w:bCs/>
-        </w:rPr>
-      </w:pPr>
-      <w:r>
-        <w:rPr>
-          <w:b/>
-          <w:bCs/>
-        </w:rPr>
-        <w:t>3. Implementation of Key Requirements</w:t>
+        <w:numPr>
+          <w:ilvl w:val="0"/>
+          <w:numId w:val="7"/>
+        </w:numPr>
+      </w:pPr>
+      <w:r>
+        <w:rPr>
+          <w:b/>
+          <w:bCs/>
+        </w:rPr>
+        <w:t>The Ground-Side (Control &amp; Persistence):</w:t>
       </w:r>
     </w:p>
     <w:p>
       <w:pPr>
         <w:numPr>
-          <w:ilvl w:val="0"/>
-          <w:numId w:val="2"/>
+          <w:ilvl w:val="1"/>
+          <w:numId w:val="7"/>
         </w:numPr>
       </w:pPr>
       <w:r>
@@ -316,17 +250,27 @@
           <w:b/>
           <w:bCs/>
         </w:rPr>
-        <w:t>Automated Pattern Recognition:</w:t>
-      </w:r>
-      <w:r>
-        <w:t xml:space="preserve"> By implementing a get_repeated_threats SQL query, the agent automatically identifies objects that have entered the property multiple times, even across different sessions.</w:t>
+        <w:t>Memory (Persistence):</w:t>
+      </w:r>
+      <w:r>
+        <w:t xml:space="preserve"> Upgraded the SQLite layer with </w:t>
+      </w:r>
+      <w:r>
+        <w:rPr>
+          <w:b/>
+          <w:bCs/>
+        </w:rPr>
+        <w:t>JSON Serialization</w:t>
+      </w:r>
+      <w:r>
+        <w:t>. Instead of fragile comma-separated strings, object lists are now stored as serialized JSON objects. This ensures 100% data integrity for complex detections (e.g., objects containing commas in their descriptions).</w:t>
       </w:r>
     </w:p>
     <w:p>
       <w:pPr>
         <w:numPr>
-          <w:ilvl w:val="0"/>
-          <w:numId w:val="2"/>
+          <w:ilvl w:val="1"/>
+          <w:numId w:val="7"/>
         </w:numPr>
       </w:pPr>
       <w:r>
@@ -334,17 +278,42 @@
           <w:b/>
           <w:bCs/>
         </w:rPr>
-        <w:t>Telemetry Integration:</w:t>
-      </w:r>
-      <w:r>
-        <w:t xml:space="preserve"> Every visual description is mathematically bound to a timestamp and GPS location, creating a forensic-grade security log.</w:t>
+        <w:t>Observability (Logging):</w:t>
+      </w:r>
+      <w:r>
+        <w:t xml:space="preserve"> Replaced transient print statements with a professional </w:t>
+      </w:r>
+      <w:r>
+        <w:rPr>
+          <w:b/>
+          <w:bCs/>
+        </w:rPr>
+        <w:t>Logging Framework</w:t>
+      </w:r>
+      <w:r>
+        <w:t>. The system now generates drone.log, providing a persistent "Black Box" record of all telemetry and system errors.</w:t>
       </w:r>
     </w:p>
     <w:p>
       <w:pPr>
+        <w:rPr>
+          <w:b/>
+          <w:bCs/>
+        </w:rPr>
+      </w:pPr>
+      <w:r>
+        <w:rPr>
+          <w:b/>
+          <w:bCs/>
+        </w:rPr>
+        <w:t>3. Implementation of Key Requirements</w:t>
+      </w:r>
+    </w:p>
+    <w:p>
+      <w:pPr>
         <w:numPr>
           <w:ilvl w:val="0"/>
-          <w:numId w:val="2"/>
+          <w:numId w:val="8"/>
         </w:numPr>
       </w:pPr>
       <w:r>
@@ -352,64 +321,108 @@
           <w:b/>
           <w:bCs/>
         </w:rPr>
-        <w:lastRenderedPageBreak/>
-        <w:t>Real-Time Alerting:</w:t>
-      </w:r>
-      <w:r>
-        <w:t xml:space="preserve"> A specialized </w:t>
-      </w:r>
-      <w:r>
-        <w:t>alert service</w:t>
-      </w:r>
-      <w:r>
-        <w:t xml:space="preserve"> triggers categorized console notifications (</w:t>
-      </w:r>
-      <w:r>
-        <w:rPr>
-          <w:b/>
-          <w:bCs/>
-        </w:rPr>
-        <w:t>High/Medium/Low</w:t>
-      </w:r>
-      <w:r>
-        <w:t>) based on the calculated severity of the detected behavior.</w:t>
+        <w:t>Robust Data Indexing:</w:t>
+      </w:r>
+      <w:r>
+        <w:t xml:space="preserve"> By using </w:t>
+      </w:r>
+      <w:proofErr w:type="spellStart"/>
+      <w:r>
+        <w:t>json.dumps</w:t>
+      </w:r>
+      <w:proofErr w:type="spellEnd"/>
+      <w:r>
+        <w:t xml:space="preserve">() for storage and </w:t>
+      </w:r>
+      <w:proofErr w:type="spellStart"/>
+      <w:r>
+        <w:t>json.loads</w:t>
+      </w:r>
+      <w:proofErr w:type="spellEnd"/>
+      <w:r>
+        <w:t>() for retrieval, the system now handles high-dimensional data (multiple objects/</w:t>
+      </w:r>
+      <w:proofErr w:type="spellStart"/>
+      <w:r>
+        <w:t>colors</w:t>
+      </w:r>
+      <w:proofErr w:type="spellEnd"/>
+      <w:r>
+        <w:t>) without SQL injection risks or parsing errors.</w:t>
       </w:r>
     </w:p>
     <w:p>
       <w:pPr>
-        <w:rPr>
-          <w:b/>
-          <w:bCs/>
-        </w:rPr>
-      </w:pPr>
-      <w:r>
-        <w:rPr>
-          <w:b/>
-          <w:bCs/>
-        </w:rPr>
-        <w:t>4. AI-Assisted Workflow (Efficiency Metric)</w:t>
+        <w:numPr>
+          <w:ilvl w:val="0"/>
+          <w:numId w:val="8"/>
+        </w:numPr>
+      </w:pPr>
+      <w:r>
+        <w:rPr>
+          <w:b/>
+          <w:bCs/>
+        </w:rPr>
+        <w:lastRenderedPageBreak/>
+        <w:t>Operational Logging:</w:t>
+      </w:r>
+      <w:r>
+        <w:t xml:space="preserve"> The introduction of a multi-handler logger (File + Console) allows the Ground Station to monitor flight health in real-time while maintaining a permanent record for post-flight audits.</w:t>
       </w:r>
     </w:p>
     <w:p>
-      <w:r>
-        <w:t xml:space="preserve">In accordance with the FlytBase mandate to use modern AI tools, this entire system was architected, coded, and tested in </w:t>
-      </w:r>
-      <w:r>
-        <w:rPr>
-          <w:b/>
-          <w:bCs/>
-        </w:rPr>
-        <w:t>under 24 hours</w:t>
-      </w:r>
-      <w:r>
-        <w:t xml:space="preserve"> using a specialized "Triple-LLM" workflow:</w:t>
+      <w:pPr>
+        <w:numPr>
+          <w:ilvl w:val="0"/>
+          <w:numId w:val="8"/>
+        </w:numPr>
+      </w:pPr>
+      <w:r>
+        <w:rPr>
+          <w:b/>
+          <w:bCs/>
+        </w:rPr>
+        <w:t>Automated Pattern Recognition:</w:t>
+      </w:r>
+      <w:r>
+        <w:t xml:space="preserve"> Enhanced the get_repeated_threats query to handle serialized data, accurately identifying recurring suspects across multiple flight sessions.</w:t>
       </w:r>
     </w:p>
     <w:p>
       <w:pPr>
+        <w:rPr>
+          <w:b/>
+          <w:bCs/>
+        </w:rPr>
+      </w:pPr>
+      <w:r>
+        <w:rPr>
+          <w:b/>
+          <w:bCs/>
+        </w:rPr>
+        <w:t>4. AI-Augmented Development Workflow</w:t>
+      </w:r>
+    </w:p>
+    <w:p>
+      <w:r>
+        <w:t xml:space="preserve">This project serves as a showcase for </w:t>
+      </w:r>
+      <w:r>
+        <w:rPr>
+          <w:b/>
+          <w:bCs/>
+        </w:rPr>
+        <w:t>High-Velocity AI Orchestration</w:t>
+      </w:r>
+      <w:r>
+        <w:t>:</w:t>
+      </w:r>
+    </w:p>
+    <w:p>
+      <w:pPr>
         <w:numPr>
           <w:ilvl w:val="0"/>
-          <w:numId w:val="3"/>
+          <w:numId w:val="9"/>
         </w:numPr>
       </w:pPr>
       <w:r>
@@ -417,27 +430,17 @@
           <w:b/>
           <w:bCs/>
         </w:rPr>
-        <w:t>Claude &amp; Gemini:</w:t>
-      </w:r>
-      <w:r>
-        <w:t xml:space="preserve"> Acted as </w:t>
-      </w:r>
-      <w:r>
-        <w:rPr>
-          <w:b/>
-          <w:bCs/>
-        </w:rPr>
-        <w:t>Lead Architects</w:t>
-      </w:r>
-      <w:r>
-        <w:t xml:space="preserve"> to design the modular structure and validate the logic for trajectory analysis and database persistence.</w:t>
+        <w:t>Gemini 3 Flash &amp; Claude:</w:t>
+      </w:r>
+      <w:r>
+        <w:t xml:space="preserve"> Acted as Architectural Peers to refine the "Nuclear Silence" logging strategy and the JSON serialization logic.</w:t>
       </w:r>
     </w:p>
     <w:p>
       <w:pPr>
         <w:numPr>
           <w:ilvl w:val="0"/>
-          <w:numId w:val="3"/>
+          <w:numId w:val="9"/>
         </w:numPr>
       </w:pPr>
       <w:r>
@@ -445,27 +448,60 @@
           <w:b/>
           <w:bCs/>
         </w:rPr>
-        <w:t>ChatGPT:</w:t>
-      </w:r>
-      <w:r>
-        <w:t xml:space="preserve"> Served as the </w:t>
-      </w:r>
-      <w:r>
-        <w:rPr>
-          <w:b/>
-          <w:bCs/>
-        </w:rPr>
-        <w:t>Implementation Specialist</w:t>
-      </w:r>
-      <w:r>
-        <w:t>, generating boilerplate code for the Hugging Face Transformers integration and optimizing the SQL indexing queries.</w:t>
+        <w:t>GitHub Copilot:</w:t>
+      </w:r>
+      <w:r>
+        <w:t xml:space="preserve"> Used as a real-time Code Auditor to identify "Dead Code" (removing the legacy </w:t>
+      </w:r>
+      <w:proofErr w:type="spellStart"/>
+      <w:r>
+        <w:t>DroneEvent</w:t>
+      </w:r>
+      <w:proofErr w:type="spellEnd"/>
+      <w:r>
+        <w:t xml:space="preserve"> class) and suggest the </w:t>
+      </w:r>
+      <w:proofErr w:type="spellStart"/>
+      <w:r>
+        <w:t>TypedDict</w:t>
+      </w:r>
+      <w:proofErr w:type="spellEnd"/>
+      <w:r>
+        <w:t xml:space="preserve"> transition for cleaner memory management.</w:t>
       </w:r>
     </w:p>
     <w:p>
+      <w:r>
+        <w:rPr>
+          <w:b/>
+          <w:bCs/>
+        </w:rPr>
+        <w:t>Impact:</w:t>
+      </w:r>
+      <w:r>
+        <w:t xml:space="preserve"> The "Triple-Model" validation strategy allowed for the implementation of complex error handling and database refactoring in a single development cycle with zero regression bugs.</w:t>
+      </w:r>
+    </w:p>
+    <w:p>
+      <w:pPr>
+        <w:rPr>
+          <w:b/>
+          <w:bCs/>
+        </w:rPr>
+      </w:pPr>
+      <w:r>
+        <w:rPr>
+          <w:b/>
+          <w:bCs/>
+        </w:rPr>
+        <w:t>5. Design Decisions &amp; Justifications</w:t>
+      </w:r>
+    </w:p>
+    <w:p>
       <w:pPr>
         <w:numPr>
           <w:ilvl w:val="0"/>
-          <w:numId w:val="3"/>
+          <w:numId w:val="10"/>
         </w:numPr>
       </w:pPr>
       <w:r>
@@ -473,27 +509,17 @@
           <w:b/>
           <w:bCs/>
         </w:rPr>
-        <w:t>Impact:</w:t>
-      </w:r>
-      <w:r>
-        <w:t xml:space="preserve"> This workflow allowed me to focus 90% of my time on </w:t>
-      </w:r>
-      <w:r>
-        <w:rPr>
-          <w:b/>
-          <w:bCs/>
-        </w:rPr>
-        <w:t>Innovation</w:t>
-      </w:r>
-      <w:r>
-        <w:t xml:space="preserve"> (the logic of the "Living Machine") and only 10% on syntax and boilerplate.</w:t>
+        <w:t>Why JSON in SQLite?</w:t>
+      </w:r>
+      <w:r>
+        <w:t xml:space="preserve"> It offers the best of both worlds—the speed of a relational database for indexing and the flexibility of NoSQL for storing varying lists of detected objects.</w:t>
       </w:r>
     </w:p>
     <w:p>
       <w:pPr>
         <w:numPr>
           <w:ilvl w:val="0"/>
-          <w:numId w:val="3"/>
+          <w:numId w:val="10"/>
         </w:numPr>
       </w:pPr>
       <w:r>
@@ -501,32 +527,66 @@
           <w:b/>
           <w:bCs/>
         </w:rPr>
-        <w:t xml:space="preserve">And </w:t>
-      </w:r>
-      <w:r>
-        <w:t>I employed a cross-platform, multi-model strategy involving Gemini, Claude, and ChatGPT. By cross-referencing architectural decisions across three distinct models, I was able to validate the system's modularity and error-handling logic in real-time, resulting in a production-ready prototype in under 24 hours.</w:t>
+        <w:t>Why Silence Library Logs?</w:t>
+      </w:r>
+      <w:r>
+        <w:t xml:space="preserve"> In a security dashboard, "Noise is the enemy." By suppressing </w:t>
+      </w:r>
+      <w:proofErr w:type="spellStart"/>
+      <w:r>
+        <w:t>httpx</w:t>
+      </w:r>
+      <w:proofErr w:type="spellEnd"/>
+      <w:r>
+        <w:t xml:space="preserve"> and transformers INFO logs, we ensure the human operator only sees critical mission data.</w:t>
       </w:r>
     </w:p>
     <w:p>
       <w:pPr>
-        <w:rPr>
-          <w:b/>
-          <w:bCs/>
-        </w:rPr>
-      </w:pPr>
-      <w:r>
-        <w:rPr>
-          <w:b/>
-          <w:bCs/>
-        </w:rPr>
-        <w:t>5. Design Decisions &amp; Justifications</w:t>
+        <w:numPr>
+          <w:ilvl w:val="0"/>
+          <w:numId w:val="10"/>
+        </w:numPr>
+      </w:pPr>
+      <w:r>
+        <w:rPr>
+          <w:b/>
+          <w:bCs/>
+        </w:rPr>
+        <w:t>Why Remove "Dead Code"?</w:t>
+      </w:r>
+      <w:r>
+        <w:t xml:space="preserve"> In edge computing, every kilobyte of memory counts. Removing unused classes (like </w:t>
+      </w:r>
+      <w:proofErr w:type="spellStart"/>
+      <w:r>
+        <w:t>DroneEvent</w:t>
+      </w:r>
+      <w:proofErr w:type="spellEnd"/>
+      <w:r>
+        <w:t>) reduces the system's footprint and improves maintainability.</w:t>
       </w:r>
     </w:p>
     <w:p>
       <w:pPr>
+        <w:rPr>
+          <w:b/>
+          <w:bCs/>
+        </w:rPr>
+      </w:pPr>
+      <w:r>
+        <w:rPr>
+          <w:b/>
+          <w:bCs/>
+        </w:rPr>
+        <w:t>6. Future Roadmap</w:t>
+      </w:r>
+    </w:p>
+    <w:p>
+      <w:pPr>
         <w:numPr>
           <w:ilvl w:val="0"/>
-          <w:numId w:val="4"/>
+          <w:numId w:val="11"/>
         </w:numPr>
       </w:pPr>
       <w:r>
@@ -534,17 +594,17 @@
           <w:b/>
           <w:bCs/>
         </w:rPr>
-        <w:t>Why BLIP?</w:t>
-      </w:r>
-      <w:r>
-        <w:t xml:space="preserve"> BLIP’s ability to generate descriptive text allows for a more flexible security rulebook compared to the rigid labels of CLIP.</w:t>
+        <w:t>Asynchronous Processing:</w:t>
+      </w:r>
+      <w:r>
+        <w:t xml:space="preserve"> Moving the VLM inference to a separate thread to ensure the telemetry stream never lags behind the visual processing.</w:t>
       </w:r>
     </w:p>
     <w:p>
       <w:pPr>
         <w:numPr>
           <w:ilvl w:val="0"/>
-          <w:numId w:val="4"/>
+          <w:numId w:val="11"/>
         </w:numPr>
       </w:pPr>
       <w:r>
@@ -552,33 +612,17 @@
           <w:b/>
           <w:bCs/>
         </w:rPr>
-        <w:t>Why SQLite?</w:t>
-      </w:r>
-      <w:r>
-        <w:t xml:space="preserve"> I chose a relational database over simple JSON logs to satisfy the "Indexing" requirement. It allows for </w:t>
-      </w:r>
-      <w:proofErr w:type="gramStart"/>
-      <w:r>
-        <w:t>O(</w:t>
-      </w:r>
-      <w:proofErr w:type="gramEnd"/>
-      <w:r>
-        <w:t xml:space="preserve">1) or </w:t>
-      </w:r>
-      <w:proofErr w:type="gramStart"/>
-      <w:r>
-        <w:t>O(</w:t>
-      </w:r>
-      <w:proofErr w:type="gramEnd"/>
-      <w:r>
-        <w:t>log n) retrieval speeds, making the system scalable for thousands of logged frames.</w:t>
+        <w:t>Real-Time Telemetry Stream:</w:t>
+      </w:r>
+      <w:r>
+        <w:t xml:space="preserve"> Transitioning from a local drone.log to a WebSocket-based stream for live remote monitoring.</w:t>
       </w:r>
     </w:p>
     <w:p>
       <w:pPr>
         <w:numPr>
           <w:ilvl w:val="0"/>
-          <w:numId w:val="4"/>
+          <w:numId w:val="11"/>
         </w:numPr>
       </w:pPr>
       <w:r>
@@ -586,77 +630,26 @@
           <w:b/>
           <w:bCs/>
         </w:rPr>
-        <w:t>Persistence over Reset:</w:t>
-      </w:r>
-      <w:r>
-        <w:t xml:space="preserve"> I deliberately removed DROP TABLE commands to ensure the agent’s memory survives system restarts, transforming it from a "script" into a "persistent agent."</w:t>
+        <w:t>Hardware Integration:</w:t>
+      </w:r>
+      <w:r>
+        <w:t xml:space="preserve"> Benchmarking the current VLM pipeline on an </w:t>
+      </w:r>
+      <w:r>
+        <w:rPr>
+          <w:b/>
+          <w:bCs/>
+        </w:rPr>
+        <w:t>NVIDIA Jetson Orin Nano</w:t>
+      </w:r>
+      <w:r>
+        <w:t xml:space="preserve"> to measure real-world FPS (Frames Per Second) capabilities.</w:t>
       </w:r>
     </w:p>
     <w:p>
-      <w:pPr>
-        <w:rPr>
-          <w:b/>
-          <w:bCs/>
-        </w:rPr>
-      </w:pPr>
-      <w:r>
-        <w:rPr>
-          <w:b/>
-          <w:bCs/>
-        </w:rPr>
-        <w:t>6. Future Roadmap</w:t>
-      </w:r>
-    </w:p>
-    <w:p>
-      <w:pPr>
-        <w:numPr>
-          <w:ilvl w:val="0"/>
-          <w:numId w:val="5"/>
-        </w:numPr>
-      </w:pPr>
-      <w:r>
-        <w:rPr>
-          <w:b/>
-          <w:bCs/>
-        </w:rPr>
-        <w:t>Vector Search:</w:t>
-      </w:r>
-      <w:r>
-        <w:t xml:space="preserve"> Integrating ChromaDB to allow the user to ask natural language questions (e.g., </w:t>
-      </w:r>
-      <w:r>
-        <w:rPr>
-          <w:i/>
-          <w:iCs/>
-        </w:rPr>
-        <w:t>"Was there anyone acting suspiciously near the gate yesterday?"</w:t>
-      </w:r>
-      <w:r>
-        <w:t>).</w:t>
-      </w:r>
-    </w:p>
-    <w:p>
-      <w:pPr>
-        <w:numPr>
-          <w:ilvl w:val="0"/>
-          <w:numId w:val="5"/>
-        </w:numPr>
-      </w:pPr>
-      <w:r>
-        <w:rPr>
-          <w:b/>
-          <w:bCs/>
-        </w:rPr>
-        <w:t>Edge Deployment:</w:t>
-      </w:r>
-      <w:r>
-        <w:t xml:space="preserve"> Optimizing the VLM weights for deployment on NVIDIA Jetson or similar drone-mounted hardware.</w:t>
-      </w:r>
-    </w:p>
-    <w:p>
       <w:r>
         <w:pict w14:anchorId="2E75A72A">
-          <v:rect id="_x0000_i1038" style="width:0;height:1.5pt" o:hralign="center" o:hrstd="t" o:hr="t" fillcolor="#a0a0a0" stroked="f"/>
+          <v:rect id="_x0000_i1026" style="width:0;height:1.5pt" o:hralign="center" o:hrstd="t" o:hr="t" fillcolor="#a0a0a0" stroked="f"/>
         </w:pict>
       </w:r>
     </w:p>
@@ -673,6 +666,155 @@
 <file path=word/numbering.xml><?xml version="1.0" encoding="utf-8"?>
 <w:numbering xmlns:wpc="http://schemas.microsoft.com/office/word/2010/wordprocessingCanvas" xmlns:cx="http://schemas.microsoft.com/office/drawing/2014/chartex" xmlns:cx1="http://schemas.microsoft.com/office/drawing/2015/9/8/chartex" xmlns:cx2="http://schemas.microsoft.com/office/drawing/2015/10/21/chartex" xmlns:cx3="http://schemas.microsoft.com/office/drawing/2016/5/9/chartex" xmlns:cx4="http://schemas.microsoft.com/office/drawing/2016/5/10/chartex" xmlns:cx5="http://schemas.microsoft.com/office/drawing/2016/5/11/chartex" xmlns:cx6="http://schemas.microsoft.com/office/drawing/2016/5/12/chartex" xmlns:cx7="http://schemas.microsoft.com/office/drawing/2016/5/13/chartex" xmlns:cx8="http://schemas.microsoft.com/office/drawing/2016/5/14/chartex" xmlns:mc="http://schemas.openxmlformats.org/markup-compatibility/2006" xmlns:aink="http://schemas.microsoft.com/office/drawing/2016/ink" xmlns:am3d="http://schemas.microsoft.com/office/drawing/2017/model3d" xmlns:o="urn:schemas-microsoft-com:office:office" xmlns:oel="http://schemas.microsoft.com/office/2019/extlst" xmlns:r="http://schemas.openxmlformats.org/officeDocument/2006/relationships" xmlns:m="http://schemas.openxmlformats.org/officeDocument/2006/math" xmlns:v="urn:schemas-microsoft-com:vml" xmlns:wp14="http://schemas.microsoft.com/office/word/2010/wordprocessingDrawing" xmlns:wp="http://schemas.openxmlformats.org/drawingml/2006/wordprocessingDrawing" xmlns:w10="urn:schemas-microsoft-com:office:word" xmlns:w="http://schemas.openxmlformats.org/wordprocessingml/2006/main" xmlns:w14="http://schemas.microsoft.com/office/word/2010/wordml" xmlns:w15="http://schemas.microsoft.com/office/word/2012/wordml" xmlns:w16cex="http://schemas.microsoft.com/office/word/2018/wordml/cex" xmlns:w16cid="http://schemas.microsoft.com/office/word/2016/wordml/cid" xmlns:w16="http://schemas.microsoft.com/office/word/2018/wordml" xmlns:w16du="http://schemas.microsoft.com/office/word/2023/wordml/word16du" xmlns:w16sdtdh="http://schemas.microsoft.com/office/word/2020/wordml/sdtdatahash" xmlns:w16sdtfl="http://schemas.microsoft.com/office/word/2024/wordml/sdtformatlock" xmlns:w16se="http://schemas.microsoft.com/office/word/2015/wordml/symex" xmlns:wpg="http://schemas.microsoft.com/office/word/2010/wordprocessingGroup" xmlns:wpi="http://schemas.microsoft.com/office/word/2010/wordprocessingInk" xmlns:wne="http://schemas.microsoft.com/office/word/2006/wordml" xmlns:wps="http://schemas.microsoft.com/office/word/2010/wordprocessingShape" mc:Ignorable="w14 w15 w16se w16cid w16 w16cex w16sdtdh w16sdtfl w16du wp14">
   <w:abstractNum w:abstractNumId="0" w15:restartNumberingAfterBreak="0">
+    <w:nsid w:val="03017E7A"/>
+    <w:multiLevelType w:val="multilevel"/>
+    <w:tmpl w:val="BBA08B04"/>
+    <w:lvl w:ilvl="0">
+      <w:start w:val="1"/>
+      <w:numFmt w:val="bullet"/>
+      <w:lvlText w:val=""/>
+      <w:lvlJc w:val="left"/>
+      <w:pPr>
+        <w:tabs>
+          <w:tab w:val="num" w:pos="720"/>
+        </w:tabs>
+        <w:ind w:left="720" w:hanging="360"/>
+      </w:pPr>
+      <w:rPr>
+        <w:rFonts w:ascii="Symbol" w:hAnsi="Symbol" w:hint="default"/>
+        <w:sz w:val="20"/>
+      </w:rPr>
+    </w:lvl>
+    <w:lvl w:ilvl="1" w:tentative="1">
+      <w:start w:val="1"/>
+      <w:numFmt w:val="bullet"/>
+      <w:lvlText w:val="o"/>
+      <w:lvlJc w:val="left"/>
+      <w:pPr>
+        <w:tabs>
+          <w:tab w:val="num" w:pos="1440"/>
+        </w:tabs>
+        <w:ind w:left="1440" w:hanging="360"/>
+      </w:pPr>
+      <w:rPr>
+        <w:rFonts w:ascii="Courier New" w:hAnsi="Courier New" w:hint="default"/>
+        <w:sz w:val="20"/>
+      </w:rPr>
+    </w:lvl>
+    <w:lvl w:ilvl="2" w:tentative="1">
+      <w:start w:val="1"/>
+      <w:numFmt w:val="bullet"/>
+      <w:lvlText w:val=""/>
+      <w:lvlJc w:val="left"/>
+      <w:pPr>
+        <w:tabs>
+          <w:tab w:val="num" w:pos="2160"/>
+        </w:tabs>
+        <w:ind w:left="2160" w:hanging="360"/>
+      </w:pPr>
+      <w:rPr>
+        <w:rFonts w:ascii="Wingdings" w:hAnsi="Wingdings" w:hint="default"/>
+        <w:sz w:val="20"/>
+      </w:rPr>
+    </w:lvl>
+    <w:lvl w:ilvl="3" w:tentative="1">
+      <w:start w:val="1"/>
+      <w:numFmt w:val="bullet"/>
+      <w:lvlText w:val=""/>
+      <w:lvlJc w:val="left"/>
+      <w:pPr>
+        <w:tabs>
+          <w:tab w:val="num" w:pos="2880"/>
+        </w:tabs>
+        <w:ind w:left="2880" w:hanging="360"/>
+      </w:pPr>
+      <w:rPr>
+        <w:rFonts w:ascii="Wingdings" w:hAnsi="Wingdings" w:hint="default"/>
+        <w:sz w:val="20"/>
+      </w:rPr>
+    </w:lvl>
+    <w:lvl w:ilvl="4" w:tentative="1">
+      <w:start w:val="1"/>
+      <w:numFmt w:val="bullet"/>
+      <w:lvlText w:val=""/>
+      <w:lvlJc w:val="left"/>
+      <w:pPr>
+        <w:tabs>
+          <w:tab w:val="num" w:pos="3600"/>
+        </w:tabs>
+        <w:ind w:left="3600" w:hanging="360"/>
+      </w:pPr>
+      <w:rPr>
+        <w:rFonts w:ascii="Wingdings" w:hAnsi="Wingdings" w:hint="default"/>
+        <w:sz w:val="20"/>
+      </w:rPr>
+    </w:lvl>
+    <w:lvl w:ilvl="5" w:tentative="1">
+      <w:start w:val="1"/>
+      <w:numFmt w:val="bullet"/>
+      <w:lvlText w:val=""/>
+      <w:lvlJc w:val="left"/>
+      <w:pPr>
+        <w:tabs>
+          <w:tab w:val="num" w:pos="4320"/>
+        </w:tabs>
+        <w:ind w:left="4320" w:hanging="360"/>
+      </w:pPr>
+      <w:rPr>
+        <w:rFonts w:ascii="Wingdings" w:hAnsi="Wingdings" w:hint="default"/>
+        <w:sz w:val="20"/>
+      </w:rPr>
+    </w:lvl>
+    <w:lvl w:ilvl="6" w:tentative="1">
+      <w:start w:val="1"/>
+      <w:numFmt w:val="bullet"/>
+      <w:lvlText w:val=""/>
+      <w:lvlJc w:val="left"/>
+      <w:pPr>
+        <w:tabs>
+          <w:tab w:val="num" w:pos="5040"/>
+        </w:tabs>
+        <w:ind w:left="5040" w:hanging="360"/>
+      </w:pPr>
+      <w:rPr>
+        <w:rFonts w:ascii="Wingdings" w:hAnsi="Wingdings" w:hint="default"/>
+        <w:sz w:val="20"/>
+      </w:rPr>
+    </w:lvl>
+    <w:lvl w:ilvl="7" w:tentative="1">
+      <w:start w:val="1"/>
+      <w:numFmt w:val="bullet"/>
+      <w:lvlText w:val=""/>
+      <w:lvlJc w:val="left"/>
+      <w:pPr>
+        <w:tabs>
+          <w:tab w:val="num" w:pos="5760"/>
+        </w:tabs>
+        <w:ind w:left="5760" w:hanging="360"/>
+      </w:pPr>
+      <w:rPr>
+        <w:rFonts w:ascii="Wingdings" w:hAnsi="Wingdings" w:hint="default"/>
+        <w:sz w:val="20"/>
+      </w:rPr>
+    </w:lvl>
+    <w:lvl w:ilvl="8" w:tentative="1">
+      <w:start w:val="1"/>
+      <w:numFmt w:val="bullet"/>
+      <w:lvlText w:val=""/>
+      <w:lvlJc w:val="left"/>
+      <w:pPr>
+        <w:tabs>
+          <w:tab w:val="num" w:pos="6480"/>
+        </w:tabs>
+        <w:ind w:left="6480" w:hanging="360"/>
+      </w:pPr>
+      <w:rPr>
+        <w:rFonts w:ascii="Wingdings" w:hAnsi="Wingdings" w:hint="default"/>
+        <w:sz w:val="20"/>
+      </w:rPr>
+    </w:lvl>
+  </w:abstractNum>
+  <w:abstractNum w:abstractNumId="1" w15:restartNumberingAfterBreak="0">
     <w:nsid w:val="043B763E"/>
     <w:multiLevelType w:val="multilevel"/>
     <w:tmpl w:val="F884A79C"/>
@@ -821,7 +963,156 @@
       </w:rPr>
     </w:lvl>
   </w:abstractNum>
-  <w:abstractNum w:abstractNumId="1" w15:restartNumberingAfterBreak="0">
+  <w:abstractNum w:abstractNumId="2" w15:restartNumberingAfterBreak="0">
+    <w:nsid w:val="194778C5"/>
+    <w:multiLevelType w:val="multilevel"/>
+    <w:tmpl w:val="CAF48976"/>
+    <w:lvl w:ilvl="0">
+      <w:start w:val="1"/>
+      <w:numFmt w:val="bullet"/>
+      <w:lvlText w:val=""/>
+      <w:lvlJc w:val="left"/>
+      <w:pPr>
+        <w:tabs>
+          <w:tab w:val="num" w:pos="720"/>
+        </w:tabs>
+        <w:ind w:left="720" w:hanging="360"/>
+      </w:pPr>
+      <w:rPr>
+        <w:rFonts w:ascii="Symbol" w:hAnsi="Symbol" w:hint="default"/>
+        <w:sz w:val="20"/>
+      </w:rPr>
+    </w:lvl>
+    <w:lvl w:ilvl="1" w:tentative="1">
+      <w:start w:val="1"/>
+      <w:numFmt w:val="bullet"/>
+      <w:lvlText w:val="o"/>
+      <w:lvlJc w:val="left"/>
+      <w:pPr>
+        <w:tabs>
+          <w:tab w:val="num" w:pos="1440"/>
+        </w:tabs>
+        <w:ind w:left="1440" w:hanging="360"/>
+      </w:pPr>
+      <w:rPr>
+        <w:rFonts w:ascii="Courier New" w:hAnsi="Courier New" w:hint="default"/>
+        <w:sz w:val="20"/>
+      </w:rPr>
+    </w:lvl>
+    <w:lvl w:ilvl="2" w:tentative="1">
+      <w:start w:val="1"/>
+      <w:numFmt w:val="bullet"/>
+      <w:lvlText w:val=""/>
+      <w:lvlJc w:val="left"/>
+      <w:pPr>
+        <w:tabs>
+          <w:tab w:val="num" w:pos="2160"/>
+        </w:tabs>
+        <w:ind w:left="2160" w:hanging="360"/>
+      </w:pPr>
+      <w:rPr>
+        <w:rFonts w:ascii="Wingdings" w:hAnsi="Wingdings" w:hint="default"/>
+        <w:sz w:val="20"/>
+      </w:rPr>
+    </w:lvl>
+    <w:lvl w:ilvl="3" w:tentative="1">
+      <w:start w:val="1"/>
+      <w:numFmt w:val="bullet"/>
+      <w:lvlText w:val=""/>
+      <w:lvlJc w:val="left"/>
+      <w:pPr>
+        <w:tabs>
+          <w:tab w:val="num" w:pos="2880"/>
+        </w:tabs>
+        <w:ind w:left="2880" w:hanging="360"/>
+      </w:pPr>
+      <w:rPr>
+        <w:rFonts w:ascii="Wingdings" w:hAnsi="Wingdings" w:hint="default"/>
+        <w:sz w:val="20"/>
+      </w:rPr>
+    </w:lvl>
+    <w:lvl w:ilvl="4" w:tentative="1">
+      <w:start w:val="1"/>
+      <w:numFmt w:val="bullet"/>
+      <w:lvlText w:val=""/>
+      <w:lvlJc w:val="left"/>
+      <w:pPr>
+        <w:tabs>
+          <w:tab w:val="num" w:pos="3600"/>
+        </w:tabs>
+        <w:ind w:left="3600" w:hanging="360"/>
+      </w:pPr>
+      <w:rPr>
+        <w:rFonts w:ascii="Wingdings" w:hAnsi="Wingdings" w:hint="default"/>
+        <w:sz w:val="20"/>
+      </w:rPr>
+    </w:lvl>
+    <w:lvl w:ilvl="5" w:tentative="1">
+      <w:start w:val="1"/>
+      <w:numFmt w:val="bullet"/>
+      <w:lvlText w:val=""/>
+      <w:lvlJc w:val="left"/>
+      <w:pPr>
+        <w:tabs>
+          <w:tab w:val="num" w:pos="4320"/>
+        </w:tabs>
+        <w:ind w:left="4320" w:hanging="360"/>
+      </w:pPr>
+      <w:rPr>
+        <w:rFonts w:ascii="Wingdings" w:hAnsi="Wingdings" w:hint="default"/>
+        <w:sz w:val="20"/>
+      </w:rPr>
+    </w:lvl>
+    <w:lvl w:ilvl="6" w:tentative="1">
+      <w:start w:val="1"/>
+      <w:numFmt w:val="bullet"/>
+      <w:lvlText w:val=""/>
+      <w:lvlJc w:val="left"/>
+      <w:pPr>
+        <w:tabs>
+          <w:tab w:val="num" w:pos="5040"/>
+        </w:tabs>
+        <w:ind w:left="5040" w:hanging="360"/>
+      </w:pPr>
+      <w:rPr>
+        <w:rFonts w:ascii="Wingdings" w:hAnsi="Wingdings" w:hint="default"/>
+        <w:sz w:val="20"/>
+      </w:rPr>
+    </w:lvl>
+    <w:lvl w:ilvl="7" w:tentative="1">
+      <w:start w:val="1"/>
+      <w:numFmt w:val="bullet"/>
+      <w:lvlText w:val=""/>
+      <w:lvlJc w:val="left"/>
+      <w:pPr>
+        <w:tabs>
+          <w:tab w:val="num" w:pos="5760"/>
+        </w:tabs>
+        <w:ind w:left="5760" w:hanging="360"/>
+      </w:pPr>
+      <w:rPr>
+        <w:rFonts w:ascii="Wingdings" w:hAnsi="Wingdings" w:hint="default"/>
+        <w:sz w:val="20"/>
+      </w:rPr>
+    </w:lvl>
+    <w:lvl w:ilvl="8" w:tentative="1">
+      <w:start w:val="1"/>
+      <w:numFmt w:val="bullet"/>
+      <w:lvlText w:val=""/>
+      <w:lvlJc w:val="left"/>
+      <w:pPr>
+        <w:tabs>
+          <w:tab w:val="num" w:pos="6480"/>
+        </w:tabs>
+        <w:ind w:left="6480" w:hanging="360"/>
+      </w:pPr>
+      <w:rPr>
+        <w:rFonts w:ascii="Wingdings" w:hAnsi="Wingdings" w:hint="default"/>
+        <w:sz w:val="20"/>
+      </w:rPr>
+    </w:lvl>
+  </w:abstractNum>
+  <w:abstractNum w:abstractNumId="3" w15:restartNumberingAfterBreak="0">
     <w:nsid w:val="1C0D45F6"/>
     <w:multiLevelType w:val="multilevel"/>
     <w:tmpl w:val="4FF283EA"/>
@@ -970,7 +1261,7 @@
       </w:rPr>
     </w:lvl>
   </w:abstractNum>
-  <w:abstractNum w:abstractNumId="2" w15:restartNumberingAfterBreak="0">
+  <w:abstractNum w:abstractNumId="4" w15:restartNumberingAfterBreak="0">
     <w:nsid w:val="21B37A57"/>
     <w:multiLevelType w:val="multilevel"/>
     <w:tmpl w:val="68D2C2C6"/>
@@ -1119,7 +1410,305 @@
       </w:rPr>
     </w:lvl>
   </w:abstractNum>
-  <w:abstractNum w:abstractNumId="3" w15:restartNumberingAfterBreak="0">
+  <w:abstractNum w:abstractNumId="5" w15:restartNumberingAfterBreak="0">
+    <w:nsid w:val="26D901FF"/>
+    <w:multiLevelType w:val="multilevel"/>
+    <w:tmpl w:val="AA9C906E"/>
+    <w:lvl w:ilvl="0">
+      <w:start w:val="1"/>
+      <w:numFmt w:val="bullet"/>
+      <w:lvlText w:val=""/>
+      <w:lvlJc w:val="left"/>
+      <w:pPr>
+        <w:tabs>
+          <w:tab w:val="num" w:pos="720"/>
+        </w:tabs>
+        <w:ind w:left="720" w:hanging="360"/>
+      </w:pPr>
+      <w:rPr>
+        <w:rFonts w:ascii="Symbol" w:hAnsi="Symbol" w:hint="default"/>
+        <w:sz w:val="20"/>
+      </w:rPr>
+    </w:lvl>
+    <w:lvl w:ilvl="1" w:tentative="1">
+      <w:start w:val="1"/>
+      <w:numFmt w:val="bullet"/>
+      <w:lvlText w:val="o"/>
+      <w:lvlJc w:val="left"/>
+      <w:pPr>
+        <w:tabs>
+          <w:tab w:val="num" w:pos="1440"/>
+        </w:tabs>
+        <w:ind w:left="1440" w:hanging="360"/>
+      </w:pPr>
+      <w:rPr>
+        <w:rFonts w:ascii="Courier New" w:hAnsi="Courier New" w:hint="default"/>
+        <w:sz w:val="20"/>
+      </w:rPr>
+    </w:lvl>
+    <w:lvl w:ilvl="2" w:tentative="1">
+      <w:start w:val="1"/>
+      <w:numFmt w:val="bullet"/>
+      <w:lvlText w:val=""/>
+      <w:lvlJc w:val="left"/>
+      <w:pPr>
+        <w:tabs>
+          <w:tab w:val="num" w:pos="2160"/>
+        </w:tabs>
+        <w:ind w:left="2160" w:hanging="360"/>
+      </w:pPr>
+      <w:rPr>
+        <w:rFonts w:ascii="Wingdings" w:hAnsi="Wingdings" w:hint="default"/>
+        <w:sz w:val="20"/>
+      </w:rPr>
+    </w:lvl>
+    <w:lvl w:ilvl="3" w:tentative="1">
+      <w:start w:val="1"/>
+      <w:numFmt w:val="bullet"/>
+      <w:lvlText w:val=""/>
+      <w:lvlJc w:val="left"/>
+      <w:pPr>
+        <w:tabs>
+          <w:tab w:val="num" w:pos="2880"/>
+        </w:tabs>
+        <w:ind w:left="2880" w:hanging="360"/>
+      </w:pPr>
+      <w:rPr>
+        <w:rFonts w:ascii="Wingdings" w:hAnsi="Wingdings" w:hint="default"/>
+        <w:sz w:val="20"/>
+      </w:rPr>
+    </w:lvl>
+    <w:lvl w:ilvl="4" w:tentative="1">
+      <w:start w:val="1"/>
+      <w:numFmt w:val="bullet"/>
+      <w:lvlText w:val=""/>
+      <w:lvlJc w:val="left"/>
+      <w:pPr>
+        <w:tabs>
+          <w:tab w:val="num" w:pos="3600"/>
+        </w:tabs>
+        <w:ind w:left="3600" w:hanging="360"/>
+      </w:pPr>
+      <w:rPr>
+        <w:rFonts w:ascii="Wingdings" w:hAnsi="Wingdings" w:hint="default"/>
+        <w:sz w:val="20"/>
+      </w:rPr>
+    </w:lvl>
+    <w:lvl w:ilvl="5" w:tentative="1">
+      <w:start w:val="1"/>
+      <w:numFmt w:val="bullet"/>
+      <w:lvlText w:val=""/>
+      <w:lvlJc w:val="left"/>
+      <w:pPr>
+        <w:tabs>
+          <w:tab w:val="num" w:pos="4320"/>
+        </w:tabs>
+        <w:ind w:left="4320" w:hanging="360"/>
+      </w:pPr>
+      <w:rPr>
+        <w:rFonts w:ascii="Wingdings" w:hAnsi="Wingdings" w:hint="default"/>
+        <w:sz w:val="20"/>
+      </w:rPr>
+    </w:lvl>
+    <w:lvl w:ilvl="6" w:tentative="1">
+      <w:start w:val="1"/>
+      <w:numFmt w:val="bullet"/>
+      <w:lvlText w:val=""/>
+      <w:lvlJc w:val="left"/>
+      <w:pPr>
+        <w:tabs>
+          <w:tab w:val="num" w:pos="5040"/>
+        </w:tabs>
+        <w:ind w:left="5040" w:hanging="360"/>
+      </w:pPr>
+      <w:rPr>
+        <w:rFonts w:ascii="Wingdings" w:hAnsi="Wingdings" w:hint="default"/>
+        <w:sz w:val="20"/>
+      </w:rPr>
+    </w:lvl>
+    <w:lvl w:ilvl="7" w:tentative="1">
+      <w:start w:val="1"/>
+      <w:numFmt w:val="bullet"/>
+      <w:lvlText w:val=""/>
+      <w:lvlJc w:val="left"/>
+      <w:pPr>
+        <w:tabs>
+          <w:tab w:val="num" w:pos="5760"/>
+        </w:tabs>
+        <w:ind w:left="5760" w:hanging="360"/>
+      </w:pPr>
+      <w:rPr>
+        <w:rFonts w:ascii="Wingdings" w:hAnsi="Wingdings" w:hint="default"/>
+        <w:sz w:val="20"/>
+      </w:rPr>
+    </w:lvl>
+    <w:lvl w:ilvl="8" w:tentative="1">
+      <w:start w:val="1"/>
+      <w:numFmt w:val="bullet"/>
+      <w:lvlText w:val=""/>
+      <w:lvlJc w:val="left"/>
+      <w:pPr>
+        <w:tabs>
+          <w:tab w:val="num" w:pos="6480"/>
+        </w:tabs>
+        <w:ind w:left="6480" w:hanging="360"/>
+      </w:pPr>
+      <w:rPr>
+        <w:rFonts w:ascii="Wingdings" w:hAnsi="Wingdings" w:hint="default"/>
+        <w:sz w:val="20"/>
+      </w:rPr>
+    </w:lvl>
+  </w:abstractNum>
+  <w:abstractNum w:abstractNumId="6" w15:restartNumberingAfterBreak="0">
+    <w:nsid w:val="28C96EC8"/>
+    <w:multiLevelType w:val="multilevel"/>
+    <w:tmpl w:val="95D6CD74"/>
+    <w:lvl w:ilvl="0">
+      <w:start w:val="1"/>
+      <w:numFmt w:val="bullet"/>
+      <w:lvlText w:val=""/>
+      <w:lvlJc w:val="left"/>
+      <w:pPr>
+        <w:tabs>
+          <w:tab w:val="num" w:pos="720"/>
+        </w:tabs>
+        <w:ind w:left="720" w:hanging="360"/>
+      </w:pPr>
+      <w:rPr>
+        <w:rFonts w:ascii="Symbol" w:hAnsi="Symbol" w:hint="default"/>
+        <w:sz w:val="20"/>
+      </w:rPr>
+    </w:lvl>
+    <w:lvl w:ilvl="1" w:tentative="1">
+      <w:start w:val="1"/>
+      <w:numFmt w:val="bullet"/>
+      <w:lvlText w:val="o"/>
+      <w:lvlJc w:val="left"/>
+      <w:pPr>
+        <w:tabs>
+          <w:tab w:val="num" w:pos="1440"/>
+        </w:tabs>
+        <w:ind w:left="1440" w:hanging="360"/>
+      </w:pPr>
+      <w:rPr>
+        <w:rFonts w:ascii="Courier New" w:hAnsi="Courier New" w:hint="default"/>
+        <w:sz w:val="20"/>
+      </w:rPr>
+    </w:lvl>
+    <w:lvl w:ilvl="2" w:tentative="1">
+      <w:start w:val="1"/>
+      <w:numFmt w:val="bullet"/>
+      <w:lvlText w:val=""/>
+      <w:lvlJc w:val="left"/>
+      <w:pPr>
+        <w:tabs>
+          <w:tab w:val="num" w:pos="2160"/>
+        </w:tabs>
+        <w:ind w:left="2160" w:hanging="360"/>
+      </w:pPr>
+      <w:rPr>
+        <w:rFonts w:ascii="Wingdings" w:hAnsi="Wingdings" w:hint="default"/>
+        <w:sz w:val="20"/>
+      </w:rPr>
+    </w:lvl>
+    <w:lvl w:ilvl="3" w:tentative="1">
+      <w:start w:val="1"/>
+      <w:numFmt w:val="bullet"/>
+      <w:lvlText w:val=""/>
+      <w:lvlJc w:val="left"/>
+      <w:pPr>
+        <w:tabs>
+          <w:tab w:val="num" w:pos="2880"/>
+        </w:tabs>
+        <w:ind w:left="2880" w:hanging="360"/>
+      </w:pPr>
+      <w:rPr>
+        <w:rFonts w:ascii="Wingdings" w:hAnsi="Wingdings" w:hint="default"/>
+        <w:sz w:val="20"/>
+      </w:rPr>
+    </w:lvl>
+    <w:lvl w:ilvl="4" w:tentative="1">
+      <w:start w:val="1"/>
+      <w:numFmt w:val="bullet"/>
+      <w:lvlText w:val=""/>
+      <w:lvlJc w:val="left"/>
+      <w:pPr>
+        <w:tabs>
+          <w:tab w:val="num" w:pos="3600"/>
+        </w:tabs>
+        <w:ind w:left="3600" w:hanging="360"/>
+      </w:pPr>
+      <w:rPr>
+        <w:rFonts w:ascii="Wingdings" w:hAnsi="Wingdings" w:hint="default"/>
+        <w:sz w:val="20"/>
+      </w:rPr>
+    </w:lvl>
+    <w:lvl w:ilvl="5" w:tentative="1">
+      <w:start w:val="1"/>
+      <w:numFmt w:val="bullet"/>
+      <w:lvlText w:val=""/>
+      <w:lvlJc w:val="left"/>
+      <w:pPr>
+        <w:tabs>
+          <w:tab w:val="num" w:pos="4320"/>
+        </w:tabs>
+        <w:ind w:left="4320" w:hanging="360"/>
+      </w:pPr>
+      <w:rPr>
+        <w:rFonts w:ascii="Wingdings" w:hAnsi="Wingdings" w:hint="default"/>
+        <w:sz w:val="20"/>
+      </w:rPr>
+    </w:lvl>
+    <w:lvl w:ilvl="6" w:tentative="1">
+      <w:start w:val="1"/>
+      <w:numFmt w:val="bullet"/>
+      <w:lvlText w:val=""/>
+      <w:lvlJc w:val="left"/>
+      <w:pPr>
+        <w:tabs>
+          <w:tab w:val="num" w:pos="5040"/>
+        </w:tabs>
+        <w:ind w:left="5040" w:hanging="360"/>
+      </w:pPr>
+      <w:rPr>
+        <w:rFonts w:ascii="Wingdings" w:hAnsi="Wingdings" w:hint="default"/>
+        <w:sz w:val="20"/>
+      </w:rPr>
+    </w:lvl>
+    <w:lvl w:ilvl="7" w:tentative="1">
+      <w:start w:val="1"/>
+      <w:numFmt w:val="bullet"/>
+      <w:lvlText w:val=""/>
+      <w:lvlJc w:val="left"/>
+      <w:pPr>
+        <w:tabs>
+          <w:tab w:val="num" w:pos="5760"/>
+        </w:tabs>
+        <w:ind w:left="5760" w:hanging="360"/>
+      </w:pPr>
+      <w:rPr>
+        <w:rFonts w:ascii="Wingdings" w:hAnsi="Wingdings" w:hint="default"/>
+        <w:sz w:val="20"/>
+      </w:rPr>
+    </w:lvl>
+    <w:lvl w:ilvl="8" w:tentative="1">
+      <w:start w:val="1"/>
+      <w:numFmt w:val="bullet"/>
+      <w:lvlText w:val=""/>
+      <w:lvlJc w:val="left"/>
+      <w:pPr>
+        <w:tabs>
+          <w:tab w:val="num" w:pos="6480"/>
+        </w:tabs>
+        <w:ind w:left="6480" w:hanging="360"/>
+      </w:pPr>
+      <w:rPr>
+        <w:rFonts w:ascii="Wingdings" w:hAnsi="Wingdings" w:hint="default"/>
+        <w:sz w:val="20"/>
+      </w:rPr>
+    </w:lvl>
+  </w:abstractNum>
+  <w:abstractNum w:abstractNumId="7" w15:restartNumberingAfterBreak="0">
     <w:nsid w:val="37421B0C"/>
     <w:multiLevelType w:val="multilevel"/>
     <w:tmpl w:val="93CC7412"/>
@@ -1268,7 +1857,156 @@
       </w:rPr>
     </w:lvl>
   </w:abstractNum>
-  <w:abstractNum w:abstractNumId="4" w15:restartNumberingAfterBreak="0">
+  <w:abstractNum w:abstractNumId="8" w15:restartNumberingAfterBreak="0">
+    <w:nsid w:val="3A5F1712"/>
+    <w:multiLevelType w:val="multilevel"/>
+    <w:tmpl w:val="6DC0EB20"/>
+    <w:lvl w:ilvl="0">
+      <w:start w:val="1"/>
+      <w:numFmt w:val="bullet"/>
+      <w:lvlText w:val=""/>
+      <w:lvlJc w:val="left"/>
+      <w:pPr>
+        <w:tabs>
+          <w:tab w:val="num" w:pos="720"/>
+        </w:tabs>
+        <w:ind w:left="720" w:hanging="360"/>
+      </w:pPr>
+      <w:rPr>
+        <w:rFonts w:ascii="Symbol" w:hAnsi="Symbol" w:hint="default"/>
+        <w:sz w:val="20"/>
+      </w:rPr>
+    </w:lvl>
+    <w:lvl w:ilvl="1">
+      <w:start w:val="1"/>
+      <w:numFmt w:val="bullet"/>
+      <w:lvlText w:val="o"/>
+      <w:lvlJc w:val="left"/>
+      <w:pPr>
+        <w:tabs>
+          <w:tab w:val="num" w:pos="1440"/>
+        </w:tabs>
+        <w:ind w:left="1440" w:hanging="360"/>
+      </w:pPr>
+      <w:rPr>
+        <w:rFonts w:ascii="Courier New" w:hAnsi="Courier New" w:hint="default"/>
+        <w:sz w:val="20"/>
+      </w:rPr>
+    </w:lvl>
+    <w:lvl w:ilvl="2" w:tentative="1">
+      <w:start w:val="1"/>
+      <w:numFmt w:val="bullet"/>
+      <w:lvlText w:val=""/>
+      <w:lvlJc w:val="left"/>
+      <w:pPr>
+        <w:tabs>
+          <w:tab w:val="num" w:pos="2160"/>
+        </w:tabs>
+        <w:ind w:left="2160" w:hanging="360"/>
+      </w:pPr>
+      <w:rPr>
+        <w:rFonts w:ascii="Wingdings" w:hAnsi="Wingdings" w:hint="default"/>
+        <w:sz w:val="20"/>
+      </w:rPr>
+    </w:lvl>
+    <w:lvl w:ilvl="3" w:tentative="1">
+      <w:start w:val="1"/>
+      <w:numFmt w:val="bullet"/>
+      <w:lvlText w:val=""/>
+      <w:lvlJc w:val="left"/>
+      <w:pPr>
+        <w:tabs>
+          <w:tab w:val="num" w:pos="2880"/>
+        </w:tabs>
+        <w:ind w:left="2880" w:hanging="360"/>
+      </w:pPr>
+      <w:rPr>
+        <w:rFonts w:ascii="Wingdings" w:hAnsi="Wingdings" w:hint="default"/>
+        <w:sz w:val="20"/>
+      </w:rPr>
+    </w:lvl>
+    <w:lvl w:ilvl="4" w:tentative="1">
+      <w:start w:val="1"/>
+      <w:numFmt w:val="bullet"/>
+      <w:lvlText w:val=""/>
+      <w:lvlJc w:val="left"/>
+      <w:pPr>
+        <w:tabs>
+          <w:tab w:val="num" w:pos="3600"/>
+        </w:tabs>
+        <w:ind w:left="3600" w:hanging="360"/>
+      </w:pPr>
+      <w:rPr>
+        <w:rFonts w:ascii="Wingdings" w:hAnsi="Wingdings" w:hint="default"/>
+        <w:sz w:val="20"/>
+      </w:rPr>
+    </w:lvl>
+    <w:lvl w:ilvl="5" w:tentative="1">
+      <w:start w:val="1"/>
+      <w:numFmt w:val="bullet"/>
+      <w:lvlText w:val=""/>
+      <w:lvlJc w:val="left"/>
+      <w:pPr>
+        <w:tabs>
+          <w:tab w:val="num" w:pos="4320"/>
+        </w:tabs>
+        <w:ind w:left="4320" w:hanging="360"/>
+      </w:pPr>
+      <w:rPr>
+        <w:rFonts w:ascii="Wingdings" w:hAnsi="Wingdings" w:hint="default"/>
+        <w:sz w:val="20"/>
+      </w:rPr>
+    </w:lvl>
+    <w:lvl w:ilvl="6" w:tentative="1">
+      <w:start w:val="1"/>
+      <w:numFmt w:val="bullet"/>
+      <w:lvlText w:val=""/>
+      <w:lvlJc w:val="left"/>
+      <w:pPr>
+        <w:tabs>
+          <w:tab w:val="num" w:pos="5040"/>
+        </w:tabs>
+        <w:ind w:left="5040" w:hanging="360"/>
+      </w:pPr>
+      <w:rPr>
+        <w:rFonts w:ascii="Wingdings" w:hAnsi="Wingdings" w:hint="default"/>
+        <w:sz w:val="20"/>
+      </w:rPr>
+    </w:lvl>
+    <w:lvl w:ilvl="7" w:tentative="1">
+      <w:start w:val="1"/>
+      <w:numFmt w:val="bullet"/>
+      <w:lvlText w:val=""/>
+      <w:lvlJc w:val="left"/>
+      <w:pPr>
+        <w:tabs>
+          <w:tab w:val="num" w:pos="5760"/>
+        </w:tabs>
+        <w:ind w:left="5760" w:hanging="360"/>
+      </w:pPr>
+      <w:rPr>
+        <w:rFonts w:ascii="Wingdings" w:hAnsi="Wingdings" w:hint="default"/>
+        <w:sz w:val="20"/>
+      </w:rPr>
+    </w:lvl>
+    <w:lvl w:ilvl="8" w:tentative="1">
+      <w:start w:val="1"/>
+      <w:numFmt w:val="bullet"/>
+      <w:lvlText w:val=""/>
+      <w:lvlJc w:val="left"/>
+      <w:pPr>
+        <w:tabs>
+          <w:tab w:val="num" w:pos="6480"/>
+        </w:tabs>
+        <w:ind w:left="6480" w:hanging="360"/>
+      </w:pPr>
+      <w:rPr>
+        <w:rFonts w:ascii="Wingdings" w:hAnsi="Wingdings" w:hint="default"/>
+        <w:sz w:val="20"/>
+      </w:rPr>
+    </w:lvl>
+  </w:abstractNum>
+  <w:abstractNum w:abstractNumId="9" w15:restartNumberingAfterBreak="0">
     <w:nsid w:val="3D6D37FD"/>
     <w:multiLevelType w:val="multilevel"/>
     <w:tmpl w:val="67CC6A7A"/>
@@ -1417,7 +2155,7 @@
       </w:rPr>
     </w:lvl>
   </w:abstractNum>
-  <w:abstractNum w:abstractNumId="5" w15:restartNumberingAfterBreak="0">
+  <w:abstractNum w:abstractNumId="10" w15:restartNumberingAfterBreak="0">
     <w:nsid w:val="3F346BEA"/>
     <w:multiLevelType w:val="multilevel"/>
     <w:tmpl w:val="90963BCC"/>
@@ -1567,22 +2305,37 @@
     </w:lvl>
   </w:abstractNum>
   <w:num w:numId="1" w16cid:durableId="1663197375">
-    <w:abstractNumId w:val="2"/>
+    <w:abstractNumId w:val="4"/>
   </w:num>
   <w:num w:numId="2" w16cid:durableId="1076706037">
+    <w:abstractNumId w:val="10"/>
+  </w:num>
+  <w:num w:numId="3" w16cid:durableId="68189043">
+    <w:abstractNumId w:val="3"/>
+  </w:num>
+  <w:num w:numId="4" w16cid:durableId="555288197">
+    <w:abstractNumId w:val="7"/>
+  </w:num>
+  <w:num w:numId="5" w16cid:durableId="911499840">
+    <w:abstractNumId w:val="9"/>
+  </w:num>
+  <w:num w:numId="6" w16cid:durableId="1546673157">
+    <w:abstractNumId w:val="1"/>
+  </w:num>
+  <w:num w:numId="7" w16cid:durableId="1668703064">
+    <w:abstractNumId w:val="8"/>
+  </w:num>
+  <w:num w:numId="8" w16cid:durableId="1087582114">
+    <w:abstractNumId w:val="0"/>
+  </w:num>
+  <w:num w:numId="9" w16cid:durableId="529613432">
     <w:abstractNumId w:val="5"/>
   </w:num>
-  <w:num w:numId="3" w16cid:durableId="68189043">
-    <w:abstractNumId w:val="1"/>
+  <w:num w:numId="10" w16cid:durableId="842210893">
+    <w:abstractNumId w:val="6"/>
   </w:num>
-  <w:num w:numId="4" w16cid:durableId="555288197">
-    <w:abstractNumId w:val="3"/>
-  </w:num>
-  <w:num w:numId="5" w16cid:durableId="911499840">
-    <w:abstractNumId w:val="4"/>
-  </w:num>
-  <w:num w:numId="6" w16cid:durableId="1546673157">
-    <w:abstractNumId w:val="0"/>
+  <w:num w:numId="11" w16cid:durableId="71437438">
+    <w:abstractNumId w:val="2"/>
   </w:num>
 </w:numbering>
 </file>

--- a/📑 Technical Report.docx
+++ b/📑 Technical Report.docx
@@ -22,7 +22,14 @@
           <w:b/>
           <w:bCs/>
         </w:rPr>
-        <w:t xml:space="preserve"> Technical Report: Drone Security Analyst Agent (v2.0)</w:t>
+        <w:t xml:space="preserve"> Technical Report: </w:t>
+      </w:r>
+      <w:r>
+        <w:rPr>
+          <w:b/>
+          <w:bCs/>
+        </w:rPr>
+        <w:t>Drone Sentinel AI (v2.0)</w:t>
       </w:r>
     </w:p>
     <w:p>
@@ -64,7 +71,7 @@
     <w:p>
       <w:r>
         <w:pict w14:anchorId="3806461B">
-          <v:rect id="_x0000_i1034" style="width:0;height:1.5pt" o:hralign="center" o:hrstd="t" o:hr="t" fillcolor="#a0a0a0" stroked="f"/>
+          <v:rect id="_x0000_i1025" style="width:0;height:1.5pt" o:hralign="center" o:hrstd="t" o:hr="t" fillcolor="#a0a0a0" stroked="f"/>
         </w:pict>
       </w:r>
     </w:p>
@@ -189,8 +196,13 @@
         <w:t>. The system now verifies file existence (</w:t>
       </w:r>
       <w:proofErr w:type="spellStart"/>
-      <w:r>
-        <w:t>os.path.exists</w:t>
+      <w:proofErr w:type="gramStart"/>
+      <w:r>
+        <w:t>os.path</w:t>
+      </w:r>
+      <w:proofErr w:type="gramEnd"/>
+      <w:r>
+        <w:t>.exists</w:t>
       </w:r>
       <w:proofErr w:type="spellEnd"/>
       <w:r>
@@ -327,18 +339,22 @@
         <w:t xml:space="preserve"> By using </w:t>
       </w:r>
       <w:proofErr w:type="spellStart"/>
+      <w:proofErr w:type="gramStart"/>
       <w:r>
         <w:t>json.dumps</w:t>
       </w:r>
       <w:proofErr w:type="spellEnd"/>
+      <w:proofErr w:type="gramEnd"/>
       <w:r>
         <w:t xml:space="preserve">() for storage and </w:t>
       </w:r>
       <w:proofErr w:type="spellStart"/>
+      <w:proofErr w:type="gramStart"/>
       <w:r>
         <w:t>json.loads</w:t>
       </w:r>
       <w:proofErr w:type="spellEnd"/>
+      <w:proofErr w:type="gramEnd"/>
       <w:r>
         <w:t>() for retrieval, the system now handles high-dimensional data (multiple objects/</w:t>
       </w:r>
